--- a/mainBranchFile.docx
+++ b/mainBranchFile.docx
@@ -26,6 +26,9 @@
       </w:r>
       <w:r>
         <w:t xml:space="preserve"> I keep smiling always.</w:t>
+      </w:r>
+      <w:r>
+        <w:t xml:space="preserve"> I know you also Keep smiling.</w:t>
       </w:r>
     </w:p>
     <w:sectPr>

--- a/mainBranchFile.docx
+++ b/mainBranchFile.docx
@@ -26,6 +26,9 @@
       </w:r>
       <w:r>
         <w:t xml:space="preserve"> I keep smiling always.</w:t>
+      </w:r>
+      <w:r>
+        <w:t xml:space="preserve"> I know why are you smiling.</w:t>
       </w:r>
     </w:p>
     <w:sectPr>
